--- a/docs/handbooks/MediaKids-Team-Website-Guide.docx
+++ b/docs/handbooks/MediaKids-Team-Website-Guide.docx
@@ -826,6 +826,129 @@
         <w:t>สิ่งที่เจ้าของต้องเช็กก่อนอนุมัติ</w:t>
       </w:r>
     </w:p>
+    <w:p>
+      <w:pPr>
+        <w:pStyle w:val="Heading1"/>
+      </w:pPr>
+      <w:r>
+        <w:t>รายงานสรุปให้หัวหน้า</w:t>
+      </w:r>
+    </w:p>
+    <w:p>
+      <w:r>
+        <w:rPr>
+          <w:rFonts w:ascii="Noto Sans Thai" w:hAnsi="Noto Sans Thai" w:eastAsia="Noto Sans Thai"/>
+          <w:color w:val="1D1D1F"/>
+          <w:sz w:val="21"/>
+        </w:rPr>
+        <w:t>หลังจากงานที่แก้เว็บจริง เช่น รูป อัลบั้ม UI วิดีโอ popup ความปลอดภัย SEO หรือ performance ให้ถามเจ้าของเว็บก่อนว่า:</w:t>
+      </w:r>
+    </w:p>
+    <w:p>
+      <w:pPr>
+        <w:shd w:fill="F5F7FA"/>
+        <w:spacing w:before="60" w:after="160"/>
+        <w:ind w:left="259" w:right="259"/>
+      </w:pPr>
+      <w:r>
+        <w:rPr>
+          <w:rFonts w:ascii="Courier New" w:hAnsi="Courier New" w:eastAsia="Noto Sans Thai"/>
+          <w:color w:val="1D1D1F"/>
+          <w:sz w:val="18"/>
+        </w:rPr>
+        <w:t>ต้องการให้ทำรายงานสรุปการอัปเดตเว็บไซต์สำหรับส่งหัวหน้าไหมครับ?</w:t>
+      </w:r>
+    </w:p>
+    <w:p>
+      <w:r>
+        <w:rPr>
+          <w:rFonts w:ascii="Noto Sans Thai" w:hAnsi="Noto Sans Thai" w:eastAsia="Noto Sans Thai"/>
+          <w:color w:val="1D1D1F"/>
+          <w:sz w:val="21"/>
+        </w:rPr>
+        <w:t>ถ้าเจ้าของต้องการ รายงานควรเขียนภาษาคน อ่านง่าย ไม่เน้นโค้ด และสรุปว่า:</w:t>
+      </w:r>
+    </w:p>
+    <w:p>
+      <w:pPr>
+        <w:pStyle w:val="ListBullet"/>
+        <w:spacing w:after="60"/>
+      </w:pPr>
+      <w:r>
+        <w:rPr>
+          <w:rFonts w:ascii="Noto Sans Thai" w:hAnsi="Noto Sans Thai" w:eastAsia="Noto Sans Thai"/>
+          <w:color w:val="1D1D1F"/>
+          <w:sz w:val="21"/>
+        </w:rPr>
+        <w:t>อัปเดตอะไร</w:t>
+      </w:r>
+    </w:p>
+    <w:p>
+      <w:pPr>
+        <w:pStyle w:val="ListBullet"/>
+        <w:spacing w:after="60"/>
+      </w:pPr>
+      <w:r>
+        <w:rPr>
+          <w:rFonts w:ascii="Noto Sans Thai" w:hAnsi="Noto Sans Thai" w:eastAsia="Noto Sans Thai"/>
+          <w:color w:val="1D1D1F"/>
+          <w:sz w:val="21"/>
+        </w:rPr>
+        <w:t>หน้าไหนหรือส่วนไหนเปลี่ยน</w:t>
+      </w:r>
+    </w:p>
+    <w:p>
+      <w:pPr>
+        <w:pStyle w:val="ListBullet"/>
+        <w:spacing w:after="60"/>
+      </w:pPr>
+      <w:r>
+        <w:rPr>
+          <w:rFonts w:ascii="Noto Sans Thai" w:hAnsi="Noto Sans Thai" w:eastAsia="Noto Sans Thai"/>
+          <w:color w:val="1D1D1F"/>
+          <w:sz w:val="21"/>
+        </w:rPr>
+        <w:t>มีประโยชน์ต่อผู้ใช้งานหรือภาพลักษณ์อย่างไร</w:t>
+      </w:r>
+    </w:p>
+    <w:p>
+      <w:pPr>
+        <w:pStyle w:val="ListBullet"/>
+        <w:spacing w:after="60"/>
+      </w:pPr>
+      <w:r>
+        <w:rPr>
+          <w:rFonts w:ascii="Noto Sans Thai" w:hAnsi="Noto Sans Thai" w:eastAsia="Noto Sans Thai"/>
+          <w:color w:val="1D1D1F"/>
+          <w:sz w:val="21"/>
+        </w:rPr>
+        <w:t>ตรวจสอบอะไรแล้ว</w:t>
+      </w:r>
+    </w:p>
+    <w:p>
+      <w:pPr>
+        <w:pStyle w:val="ListBullet"/>
+        <w:spacing w:after="60"/>
+      </w:pPr>
+      <w:r>
+        <w:rPr>
+          <w:rFonts w:ascii="Noto Sans Thai" w:hAnsi="Noto Sans Thai" w:eastAsia="Noto Sans Thai"/>
+          <w:color w:val="1D1D1F"/>
+          <w:sz w:val="21"/>
+        </w:rPr>
+        <w:t>มีข้อเสนอแนะถัดไปไหม</w:t>
+      </w:r>
+    </w:p>
+    <w:p>
+      <w:r>
+        <w:rPr>
+          <w:rFonts w:ascii="Noto Sans Thai" w:hAnsi="Noto Sans Thai" w:eastAsia="Noto Sans Thai"/>
+          <w:color w:val="1D1D1F"/>
+          <w:sz w:val="21"/>
+        </w:rPr>
+        <w:t>ไม่ต้องถามทำรายงานสำหรับงานระบบภายใน เช่น ตั้งค่า GitHub, skill, workflow หรือคู่มือ เว้นแต่เจ้าของขอเอง</w:t>
+      </w:r>
+    </w:p>
     <w:sectPr>
       <w:headerReference w:type="default" r:id="rId9"/>
       <w:footerReference w:type="default" r:id="rId10"/>
